--- a/원고/2부/러시아어_컨설턴트_23아크.docx
+++ b/원고/2부/러시아어_컨설턴트_23아크.docx
@@ -743,6 +743,42 @@
         <w:t xml:space="preserve"> </w:t>
       </w:r>
       <w:r>
+        <w:t xml:space="preserve">(Усмехаясь) «Да, были люди в наше время, / Не то, что нынешнее племя: / Богатыри — не вы!» Мы с Европой — сорок лет торговали, без всякой Азии.</w:t>
+      </w:r>
+    </w:p>
+    <w:p>
+      <w:pPr>
+        <w:pStyle w:val="BodyText"/>
+      </w:pPr>
+      <w:r>
+        <w:rPr>
+          <w:bCs/>
+          <w:b/>
+        </w:rPr>
+        <w:t xml:space="preserve">Милена:</w:t>
+      </w:r>
+      <w:r>
+        <w:t xml:space="preserve"> </w:t>
+      </w:r>
+      <w:r>
+        <w:t xml:space="preserve">Лермонтов — про Бородино писал, а не про рынок, который вы потеряли, за одну неделю санкций.</w:t>
+      </w:r>
+    </w:p>
+    <w:p>
+      <w:pPr>
+        <w:pStyle w:val="BodyText"/>
+      </w:pPr>
+      <w:r>
+        <w:rPr>
+          <w:bCs/>
+          <w:b/>
+        </w:rPr>
+        <w:t xml:space="preserve">Старший трейдер:</w:t>
+      </w:r>
+      <w:r>
+        <w:t xml:space="preserve"> </w:t>
+      </w:r>
+      <w:r>
         <w:t xml:space="preserve">Посмотрим — как долго продержится ваш энтузиазм без реальных денег на счету.</w:t>
       </w:r>
     </w:p>
@@ -2302,6 +2338,24 @@
       </w:r>
       <w:r>
         <w:t xml:space="preserve">Может быть кризис — лучший учитель для старика как я.</w:t>
+      </w:r>
+    </w:p>
+    <w:p>
+      <w:pPr>
+        <w:pStyle w:val="BodyText"/>
+      </w:pPr>
+      <w:r>
+        <w:rPr>
+          <w:bCs/>
+          <w:b/>
+        </w:rPr>
+        <w:t xml:space="preserve">Кирилл:</w:t>
+      </w:r>
+      <w:r>
+        <w:t xml:space="preserve"> </w:t>
+      </w:r>
+      <w:r>
+        <w:t xml:space="preserve">(Улыбнувшись) Старый конь борозды не испортит, Аристарх Данилович — сегодня это видно, как никогда.</w:t>
       </w:r>
     </w:p>
     <w:p>

--- a/원고/2부/러시아어_컨설턴트_23아크.docx
+++ b/원고/2부/러시아어_컨설턴트_23아크.docx
@@ -3608,6 +3608,222 @@
       </w:r>
       <w:r>
         <w:t xml:space="preserve">Одно за другим. Идём — дальше.</w:t>
+      </w:r>
+    </w:p>
+    <w:p>
+      <w:r>
+        <w:br w:type="page"/>
+      </w:r>
+    </w:p>
+    <w:p>
+      <w:pPr>
+        <w:pStyle w:val="BodyText"/>
+      </w:pPr>
+      <w:r>
+        <w:rPr>
+          <w:b/>
+          <w:bCs/>
+          <w:sz w:val="32"/>
+          <w:szCs w:val="32"/>
+        </w:rPr>
+        <w:t xml:space="preserve">📚 인용 해설 노트 — 23아크</w:t>
+      </w:r>
+    </w:p>
+    <w:p>
+      <w:pPr>
+        <w:pStyle w:val="BodyText"/>
+      </w:pPr>
+      <w:r>
+        <w:rPr/>
+        <w:t xml:space="preserve">이 화에 나온 러시아 고전 인용과 속담의 뜻, 원작 맥락, 쓰인 장면, 실제 대화에서 쓰는 요령을 정리했습니다.</w:t>
+      </w:r>
+    </w:p>
+    <w:p>
+      <w:pPr>
+        <w:pStyle w:val="BodyText"/>
+      </w:pPr>
+      <w:r>
+        <w:rPr>
+          <w:b/>
+          <w:bCs/>
+          <w:sz w:val="24"/>
+          <w:szCs w:val="24"/>
+        </w:rPr>
+        <w:t xml:space="preserve">인용 1 · «Да, были люди в наше время, / Не то, что нынешнее племя: / Богатыри — не вы!»</w:t>
+      </w:r>
+    </w:p>
+    <w:p>
+      <w:pPr>
+        <w:pStyle w:val="BodyText"/>
+      </w:pPr>
+      <w:r>
+        <w:rPr>
+          <w:b/>
+          <w:bCs/>
+        </w:rPr>
+        <w:t xml:space="preserve">출전: </w:t>
+      </w:r>
+      <w:r>
+        <w:rPr/>
+        <w:t xml:space="preserve">미하일 레르몬토프, 시 「보로디노」</w:t>
+      </w:r>
+    </w:p>
+    <w:p>
+      <w:pPr>
+        <w:pStyle w:val="BodyText"/>
+      </w:pPr>
+      <w:r>
+        <w:rPr>
+          <w:b/>
+          <w:bCs/>
+        </w:rPr>
+        <w:t xml:space="preserve">뜻: </w:t>
+      </w:r>
+      <w:r>
+        <w:rPr/>
+        <w:t xml:space="preserve">그래, 우리 때는 진짜 사람들이 있었지. 요즘 족속과는 달랐어. 용사들이었지, 너희와는 달리!</w:t>
+      </w:r>
+    </w:p>
+    <w:p>
+      <w:pPr>
+        <w:pStyle w:val="BodyText"/>
+      </w:pPr>
+      <w:r>
+        <w:rPr>
+          <w:b/>
+          <w:bCs/>
+        </w:rPr>
+        <w:t xml:space="preserve">원작·유래: </w:t>
+      </w:r>
+      <w:r>
+        <w:rPr/>
+        <w:t xml:space="preserve">보로디노 전투에 참전한 노병이 젊은이들에게 들려주는 회상입니다. 지금은 '요즘 젊은 것들은…' 하는 세대론의 상징 같은 구절이 됐습니다.</w:t>
+      </w:r>
+    </w:p>
+    <w:p>
+      <w:pPr>
+        <w:pStyle w:val="BodyText"/>
+      </w:pPr>
+      <w:r>
+        <w:rPr>
+          <w:b/>
+          <w:bCs/>
+        </w:rPr>
+        <w:t xml:space="preserve">이 화에서: </w:t>
+      </w:r>
+      <w:r>
+        <w:rPr/>
+        <w:t xml:space="preserve">고참 트레이더가 아시아 시장을 개척하는 젊은 트레이더 밀레나를 비꼬며 인용하고, 밀레나는 '레르몬토프는 보로디노를 쓴 거지, 한 주 만에 잃은 시장을 쓴 게 아니'라고 받아칩니다.</w:t>
+      </w:r>
+    </w:p>
+    <w:p>
+      <w:pPr>
+        <w:pStyle w:val="BodyText"/>
+      </w:pPr>
+      <w:r>
+        <w:rPr>
+          <w:b/>
+          <w:bCs/>
+        </w:rPr>
+        <w:t xml:space="preserve">대화 활용 팁: </w:t>
+      </w:r>
+      <w:r>
+        <w:rPr/>
+        <w:t xml:space="preserve">세대 차이를 유머러스하게 표현할 때 씁니다. 연장자가 자기 세대를 자랑하는 농담으로 많이 쓰고, 젊은 쪽이 쓰면 연장자를 놀리는 말이 됩니다. 실제로 젊은 사람을 깎아내리는 데 쓰면 반감을 삽니다.</w:t>
+      </w:r>
+    </w:p>
+    <w:p>
+      <w:pPr>
+        <w:pStyle w:val="BodyText"/>
+      </w:pPr>
+      <w:r>
+        <w:rPr>
+          <w:b/>
+          <w:bCs/>
+          <w:sz w:val="24"/>
+          <w:szCs w:val="24"/>
+        </w:rPr>
+        <w:t xml:space="preserve">인용 2 · «Старый конь борозды не испортит»</w:t>
+      </w:r>
+    </w:p>
+    <w:p>
+      <w:pPr>
+        <w:pStyle w:val="BodyText"/>
+      </w:pPr>
+      <w:r>
+        <w:rPr>
+          <w:b/>
+          <w:bCs/>
+        </w:rPr>
+        <w:t xml:space="preserve">출전: </w:t>
+      </w:r>
+      <w:r>
+        <w:rPr/>
+        <w:t xml:space="preserve">러시아 속담</w:t>
+      </w:r>
+    </w:p>
+    <w:p>
+      <w:pPr>
+        <w:pStyle w:val="BodyText"/>
+      </w:pPr>
+      <w:r>
+        <w:rPr>
+          <w:b/>
+          <w:bCs/>
+        </w:rPr>
+        <w:t xml:space="preserve">뜻: </w:t>
+      </w:r>
+      <w:r>
+        <w:rPr/>
+        <w:t xml:space="preserve">늙은 말은 밭고랑을 망치지 않는다.</w:t>
+      </w:r>
+    </w:p>
+    <w:p>
+      <w:pPr>
+        <w:pStyle w:val="BodyText"/>
+      </w:pPr>
+      <w:r>
+        <w:rPr>
+          <w:b/>
+          <w:bCs/>
+        </w:rPr>
+        <w:t xml:space="preserve">원작·유래: </w:t>
+      </w:r>
+      <w:r>
+        <w:rPr/>
+        <w:t xml:space="preserve">경험 많은 사람은 일을 그르치지 않는다는 뜻입니다. 연장자의 경험을 존중할 때 쓰는 칭찬입니다. 덧붙여 «…но и глубоко не вспашет»(…하지만 깊이 갈지도 못한다)라는 농담 버전도 있습니다.</w:t>
+      </w:r>
+    </w:p>
+    <w:p>
+      <w:pPr>
+        <w:pStyle w:val="BodyText"/>
+      </w:pPr>
+      <w:r>
+        <w:rPr>
+          <w:b/>
+          <w:bCs/>
+        </w:rPr>
+        <w:t xml:space="preserve">이 화에서: </w:t>
+      </w:r>
+      <w:r>
+        <w:rPr/>
+        <w:t xml:space="preserve">위기 대응 회의에서 아리스타르흐의 40년 경험과 밀레나의 시장 지식이 합쳐지자, 스스로를 노인이라 부르는 아리스타르흐에게 키릴이 말합니다.</w:t>
+      </w:r>
+    </w:p>
+    <w:p>
+      <w:pPr>
+        <w:pStyle w:val="BodyText"/>
+      </w:pPr>
+      <w:r>
+        <w:rPr>
+          <w:b/>
+          <w:bCs/>
+        </w:rPr>
+        <w:t xml:space="preserve">대화 활용 팁: </w:t>
+      </w:r>
+      <w:r>
+        <w:rPr/>
+        <w:t xml:space="preserve">연장자, 베테랑 동료를 칭찬할 때 아주 좋은 표현입니다. 다만 '늙은 말'이라는 표현이 들어가니 친한 사이이거나 칭찬이 분명한 맥락에서 쓰세요.</w:t>
       </w:r>
     </w:p>
     <w:sectPr/>
